--- a/3. Soporte/PR-08 Comunicación, Participación y Consulta.docx
+++ b/3. Soporte/PR-08 Comunicación, Participación y Consulta.docx
@@ -2527,7 +2527,7 @@
               <w:sz w:val="20"/>
               <w:szCs w:val="20"/>
             </w:rPr>
-            <w:t xml:space="preserve">Vigencia: </w:t>
+            <w:t xml:space="preserve">Vigencia: Mayo 2026</w:t>
           </w:r>
         </w:p>
       </w:tc>

--- a/3. Soporte/PR-08 Comunicación, Participación y Consulta.docx
+++ b/3. Soporte/PR-08 Comunicación, Participación y Consulta.docx
@@ -189,7 +189,7 @@
         <w:rPr>
           <w:rFonts w:ascii="Arial" w:hAnsi="Arial" w:cs="Arial"/>
         </w:rPr>
-        <w:t>• Comunicación de resultados de indicadores SST (FR-9.1-01).</w:t>
+        <w:t>• Comunicación de resultados de indicadores SST (FR-113-01).</w:t>
       </w:r>
     </w:p>
     <w:p>
@@ -360,7 +360,7 @@
         <w:rPr>
           <w:rFonts w:ascii="Arial" w:hAnsi="Arial" w:cs="Arial"/>
         </w:rPr>
-        <w:t>• Participación en la elaboración y revisión de ART/AST (FR-34-01).</w:t>
+        <w:t>• Participación en la elaboración y revisión de ART/AST (FR-110-01).</w:t>
       </w:r>
     </w:p>
     <w:p>
